--- a/career/Zain-Dana-Harper-Resume-Public-Operations.docx
+++ b/career/Zain-Dana-Harper-Resume-Public-Operations.docx
@@ -5,24 +5,10 @@
     <w:p>
       <w:pPr>
         <w:pStyle w:val="Title"/>
-        <w:spacing w:before="0" w:after="30" w:line="240" w:lineRule="auto"/>
-      </w:pPr>
-      <w:r>
-        <w:t>Zain Dana Harper - Public Operations, Facilities, and Field Safety</w:t>
-      </w:r>
-    </w:p>
-    <w:p>
-      <w:pPr>
-        <w:pStyle w:val="Heading2"/>
-        <w:spacing w:before="0" w:after="30" w:line="240" w:lineRule="auto"/>
-      </w:pPr>
-      <w:r>
-        <w:t>Contact</w:t>
-      </w:r>
-    </w:p>
-    <w:p>
-      <w:pPr>
-        <w:spacing w:before="0" w:after="30" w:line="240" w:lineRule="auto"/>
+        <w:keepNext/>
+        <w:keepLines/>
+        <w:widowControl/>
+        <w:spacing w:before="0" w:after="100" w:line="460" w:lineRule="exact"/>
       </w:pPr>
       <w:r>
         <w:t>Zain Dana Harper</w:t>
@@ -30,221 +16,276 @@
     </w:p>
     <w:p>
       <w:pPr>
-        <w:spacing w:before="0" w:after="30" w:line="240" w:lineRule="auto"/>
+        <w:keepNext/>
+        <w:keepLines/>
+        <w:widowControl/>
+        <w:spacing w:before="0" w:after="40" w:line="240" w:lineRule="exact"/>
       </w:pPr>
       <w:r>
-        <w:t>Seattle, Washington | zaindharper@gmail.com</w:t>
+        <w:rPr>
+          <w:sz w:val="21"/>
+        </w:rPr>
+        <w:t>Seattle, Washington | zaindharper@gmail.com | harperz9.github.io</w:t>
       </w:r>
     </w:p>
     <w:p>
       <w:pPr>
-        <w:spacing w:before="0" w:after="30" w:line="240" w:lineRule="auto"/>
+        <w:keepNext/>
+        <w:keepLines/>
+        <w:widowControl/>
+        <w:spacing w:before="0" w:after="40" w:line="240" w:lineRule="exact"/>
       </w:pPr>
       <w:r>
-        <w:t>https://www.linkedin.com/in/zaindanaharper/</w:t>
+        <w:rPr>
+          <w:sz w:val="21"/>
+        </w:rPr>
+        <w:t>linkedin.com/in/zaindanaharper | github.com/HarperZ9</w:t>
       </w:r>
     </w:p>
     <w:p>
       <w:pPr>
-        <w:spacing w:before="0" w:after="30" w:line="240" w:lineRule="auto"/>
+        <w:pStyle w:val="Subtitle"/>
+        <w:keepNext/>
+        <w:keepLines/>
+        <w:widowControl/>
+        <w:spacing w:before="80" w:after="60" w:line="264" w:lineRule="exact"/>
       </w:pPr>
       <w:r>
-        <w:t>https://github.com/HarperZ9</w:t>
+        <w:t>Field Operations | Facilities Support | Public-Facing Service</w:t>
       </w:r>
     </w:p>
     <w:p>
       <w:pPr>
-        <w:spacing w:before="0" w:after="30" w:line="240" w:lineRule="auto"/>
+        <w:pStyle w:val="Heading1"/>
+        <w:keepNext/>
+        <w:keepLines/>
+        <w:widowControl/>
+        <w:spacing w:before="120" w:after="60" w:line="280" w:lineRule="exact"/>
       </w:pPr>
       <w:r>
-        <w:t>https://harperz9.github.io</w:t>
+        <w:t>Professional Summary</w:t>
+      </w:r>
+    </w:p>
+    <w:p>
+      <w:pPr>
+        <w:keepNext w:val="0"/>
+        <w:keepLines/>
+        <w:widowControl/>
+        <w:spacing w:before="0" w:after="60" w:line="252" w:lineRule="exact"/>
+      </w:pPr>
+      <w:r>
+        <w:t>Field-operations professional with eleven years in commercial arboriculture and prior technical support experience. Turns site observations into workable plans, coordinates crews and vendors, and explains changes clearly to customers. Brings practical safety judgment and documentation skills to grounds, facilities-support, and public-operations roles.</w:t>
+      </w:r>
+    </w:p>
+    <w:p>
+      <w:pPr>
+        <w:pStyle w:val="Heading1"/>
+        <w:keepNext/>
+        <w:keepLines/>
+        <w:widowControl/>
+        <w:spacing w:before="120" w:after="60" w:line="280" w:lineRule="exact"/>
+      </w:pPr>
+      <w:r>
+        <w:t>Core Skills</w:t>
+      </w:r>
+    </w:p>
+    <w:p>
+      <w:pPr>
+        <w:keepNext w:val="0"/>
+        <w:keepLines/>
+        <w:widowControl/>
+        <w:spacing w:before="0" w:after="60" w:line="252" w:lineRule="exact"/>
+      </w:pPr>
+      <w:r>
+        <w:t>Site and hazard assessment; work planning; estimates and proposals; scheduling; crew and vendor coordination; ground-based field safety; public-facing communication; operational documentation; technical troubleshooting.</w:t>
+      </w:r>
+    </w:p>
+    <w:p>
+      <w:pPr>
+        <w:pStyle w:val="Heading1"/>
+        <w:keepNext/>
+        <w:keepLines/>
+        <w:widowControl/>
+        <w:spacing w:before="120" w:after="60" w:line="280" w:lineRule="exact"/>
+      </w:pPr>
+      <w:r>
+        <w:t>Professional Experience</w:t>
       </w:r>
     </w:p>
     <w:p>
       <w:pPr>
         <w:pStyle w:val="Heading2"/>
-        <w:spacing w:before="0" w:after="30" w:line="240" w:lineRule="auto"/>
+        <w:keepNext/>
+        <w:keepLines/>
+        <w:widowControl/>
+        <w:spacing w:before="100" w:after="40" w:line="256" w:lineRule="exact"/>
       </w:pPr>
       <w:r>
-        <w:t>Target</w:t>
+        <w:t>Arboriculture and Field Operations | Legendary Tree</w:t>
       </w:r>
     </w:p>
     <w:p>
       <w:pPr>
-        <w:spacing w:before="0" w:after="30" w:line="240" w:lineRule="auto"/>
+        <w:keepNext/>
+        <w:keepLines/>
+        <w:widowControl/>
+        <w:spacing w:before="0" w:after="60" w:line="240" w:lineRule="exact"/>
       </w:pPr>
       <w:r>
-        <w:t>Public Operations, Facilities, and Field Safety</w:t>
+        <w:rPr>
+          <w:sz w:val="21"/>
+        </w:rPr>
+        <w:t>Seattle area | April 25, 2015 to June 2, 2026</w:t>
+      </w:r>
+    </w:p>
+    <w:p>
+      <w:pPr>
+        <w:pStyle w:val="ListBullet"/>
+        <w:keepNext w:val="0"/>
+        <w:keepLines/>
+        <w:widowControl/>
+        <w:spacing w:before="0" w:after="60" w:line="252" w:lineRule="exact"/>
+        <w:ind w:left="245" w:hanging="173"/>
+      </w:pPr>
+      <w:r>
+        <w:t>Converted customer requests and site assessments into estimates, proposals, and job scopes, giving crews clear access constraints, work requirements, and priorities.</w:t>
+      </w:r>
+    </w:p>
+    <w:p>
+      <w:pPr>
+        <w:pStyle w:val="ListBullet"/>
+        <w:keepNext w:val="0"/>
+        <w:keepLines/>
+        <w:widowControl/>
+        <w:spacing w:before="0" w:after="60" w:line="252" w:lineRule="exact"/>
+        <w:ind w:left="245" w:hanging="173"/>
+      </w:pPr>
+      <w:r>
+        <w:t>Coordinated schedules and handoffs between clients, crews, and vendors; kept people informed when conditions changed the timing or sequence of work.</w:t>
+      </w:r>
+    </w:p>
+    <w:p>
+      <w:pPr>
+        <w:pStyle w:val="ListBullet"/>
+        <w:keepNext w:val="0"/>
+        <w:keepLines/>
+        <w:widowControl/>
+        <w:spacing w:before="0" w:after="60" w:line="252" w:lineRule="exact"/>
+        <w:ind w:left="245" w:hanging="173"/>
+      </w:pPr>
+      <w:r>
+        <w:t>Supported tree-care operations from the ground by monitoring rigging, swing paths, clearances, and nearby activity; communicated hazards so crews could adapt their work.</w:t>
+      </w:r>
+    </w:p>
+    <w:p>
+      <w:pPr>
+        <w:pStyle w:val="ListBullet"/>
+        <w:keepNext w:val="0"/>
+        <w:keepLines/>
+        <w:widowControl/>
+        <w:spacing w:before="0" w:after="60" w:line="252" w:lineRule="exact"/>
+        <w:ind w:left="245" w:hanging="173"/>
+      </w:pPr>
+      <w:r>
+        <w:t>Explained technical findings and practical options in plain language, helping customers understand the planned work and the reasons for site-specific decisions.</w:t>
       </w:r>
     </w:p>
     <w:p>
       <w:pPr>
         <w:pStyle w:val="Heading2"/>
-        <w:spacing w:before="0" w:after="30" w:line="240" w:lineRule="auto"/>
+        <w:keepNext/>
+        <w:keepLines/>
+        <w:widowControl/>
+        <w:spacing w:before="100" w:after="40" w:line="256" w:lineRule="exact"/>
       </w:pPr>
       <w:r>
-        <w:t>Summary</w:t>
+        <w:t>Technical Networking Support | Stream/Convergys | 2014 to 2015</w:t>
       </w:r>
     </w:p>
     <w:p>
       <w:pPr>
-        <w:spacing w:before="0" w:after="30" w:line="240" w:lineRule="auto"/>
+        <w:keepNext/>
+        <w:keepLines/>
+        <w:widowControl/>
+        <w:spacing w:before="0" w:after="60" w:line="240" w:lineRule="exact"/>
       </w:pPr>
       <w:r>
-        <w:t>Public operations and facilities candidate with applicant-reported field experience, service</w:t>
+        <w:rPr>
+          <w:sz w:val="21"/>
+        </w:rPr>
+        <w:t>Xbox/Microsoft product contract | Wilsonville, Oregon</w:t>
       </w:r>
     </w:p>
     <w:p>
       <w:pPr>
-        <w:spacing w:before="0" w:after="30" w:line="240" w:lineRule="auto"/>
+        <w:pStyle w:val="ListBullet"/>
+        <w:keepNext w:val="0"/>
+        <w:keepLines/>
+        <w:widowControl/>
+        <w:spacing w:before="0" w:after="60" w:line="252" w:lineRule="exact"/>
+        <w:ind w:left="245" w:hanging="173"/>
       </w:pPr>
       <w:r>
-        <w:t>orientation, and comfort with physical and public-contact roles.</w:t>
+        <w:t>Diagnosed Xbox connectivity problems across TCP/IP, DNS, NAT, firewalls, and routers; guided customers through resolutions and documented steps for consistent support handoffs.</w:t>
       </w:r>
     </w:p>
     <w:p>
       <w:pPr>
         <w:pStyle w:val="Heading2"/>
-        <w:spacing w:before="0" w:after="30" w:line="240" w:lineRule="auto"/>
+        <w:keepNext/>
+        <w:keepLines/>
+        <w:widowControl/>
+        <w:spacing w:before="100" w:after="40" w:line="256" w:lineRule="exact"/>
       </w:pPr>
       <w:r>
-        <w:t>Field capabilities</w:t>
+        <w:t>Freelance Technical Writer | Independent projects | Began 2017</w:t>
       </w:r>
     </w:p>
     <w:p>
       <w:pPr>
-        <w:spacing w:before="0" w:after="30" w:line="240" w:lineRule="auto"/>
+        <w:pStyle w:val="ListBullet"/>
+        <w:keepNext w:val="0"/>
+        <w:keepLines/>
+        <w:widowControl/>
+        <w:spacing w:before="0" w:after="60" w:line="252" w:lineRule="exact"/>
+        <w:ind w:left="245" w:hanging="173"/>
       </w:pPr>
       <w:r>
-        <w:t>Public-facing operations, facilities, field safety, and support work.</w:t>
-      </w:r>
-    </w:p>
-    <w:p>
-      <w:pPr>
-        <w:spacing w:before="0" w:after="30" w:line="240" w:lineRule="auto"/>
-      </w:pPr>
-      <w:r>
-        <w:t>Experience with client relations, schedule-sensitive service delivery, site assessment, and</w:t>
-      </w:r>
-    </w:p>
-    <w:p>
-      <w:pPr>
-        <w:spacing w:before="0" w:after="30" w:line="240" w:lineRule="auto"/>
-      </w:pPr>
-      <w:r>
-        <w:t>safety-focused execution.</w:t>
-      </w:r>
-    </w:p>
-    <w:p>
-      <w:pPr>
-        <w:spacing w:before="0" w:after="30" w:line="240" w:lineRule="auto"/>
-      </w:pPr>
-      <w:r>
-        <w:t>Open to physical and non-physical work, including union, port, fire-support, facilities, and</w:t>
-      </w:r>
-    </w:p>
-    <w:p>
-      <w:pPr>
-        <w:spacing w:before="0" w:after="30" w:line="240" w:lineRule="auto"/>
-      </w:pPr>
-      <w:r>
-        <w:t>public-service routes.</w:t>
+        <w:t>Wrote implementation guides, API documentation, and release notes that translated technical changes into usable instructions for developers and customers.</w:t>
       </w:r>
     </w:p>
     <w:p>
       <w:pPr>
         <w:pStyle w:val="Heading2"/>
-        <w:spacing w:before="0" w:after="30" w:line="240" w:lineRule="auto"/>
+        <w:keepNext/>
+        <w:keepLines/>
+        <w:widowControl/>
+        <w:spacing w:before="100" w:after="40" w:line="256" w:lineRule="exact"/>
       </w:pPr>
       <w:r>
-        <w:t>Experience</w:t>
+        <w:t>Independent Systems Engineer | Independent practice | 2023 to Present</w:t>
       </w:r>
     </w:p>
     <w:p>
       <w:pPr>
-        <w:spacing w:before="0" w:after="30" w:line="240" w:lineRule="auto"/>
+        <w:pStyle w:val="ListBullet"/>
+        <w:keepNext w:val="0"/>
+        <w:keepLines/>
+        <w:widowControl/>
+        <w:spacing w:before="0" w:after="60" w:line="252" w:lineRule="exact"/>
+        <w:ind w:left="245" w:hanging="173"/>
       </w:pPr>
       <w:r>
-        <w:t>Technical Networking Support, Xbox/Microsoft contract | subcontracted through Stream/Convergys | Wilsonville, Oregon | 2014 to 2015</w:t>
+        <w:t>Built tools and documentation for repeatable workflows; used tests, structured records, and explicit checks to make work easier to inspect and hand off.</w:t>
       </w:r>
     </w:p>
     <w:p>
       <w:pPr>
-        <w:spacing w:before="0" w:after="30" w:line="240" w:lineRule="auto"/>
-      </w:pPr>
-      <w:r>
-        <w:t>Full-time operations and commercial arboriculture | Legendary Tree (organization label) | April 25, 2015 to June 2, 2026</w:t>
-      </w:r>
-    </w:p>
-    <w:p>
-      <w:pPr>
-        <w:spacing w:before="0" w:after="30" w:line="240" w:lineRule="auto"/>
-      </w:pPr>
-      <w:r>
-        <w:t>Legendary Tree is the applicant-provided organization label; no conventional job title or legal employer of record is asserted.</w:t>
-      </w:r>
-    </w:p>
-    <w:p>
-      <w:pPr>
-        <w:spacing w:before="0" w:after="30" w:line="240" w:lineRule="auto"/>
-      </w:pPr>
-      <w:r>
-        <w:t>Freelance Technical Writer, Documentation, and Product Operations | independent practice | started 2017</w:t>
-      </w:r>
-    </w:p>
-    <w:p>
-      <w:pPr>
-        <w:spacing w:before="0" w:after="30" w:line="240" w:lineRule="auto"/>
-      </w:pPr>
-      <w:r>
-        <w:t>Independent Systems Engineer | independent practice | started 2023</w:t>
-      </w:r>
-    </w:p>
-    <w:p>
-      <w:pPr>
-        <w:spacing w:before="0" w:after="30" w:line="240" w:lineRule="auto"/>
-      </w:pPr>
-      <w:r>
-        <w:t>The 2017 and 2023 start years do not state current status or an end date; both remain unspecified.</w:t>
-      </w:r>
-    </w:p>
-    <w:p>
-      <w:pPr>
-        <w:pStyle w:val="Heading2"/>
-        <w:spacing w:before="0" w:after="30" w:line="240" w:lineRule="auto"/>
-      </w:pPr>
-      <w:r>
-        <w:t>Public service</w:t>
-      </w:r>
-    </w:p>
-    <w:p>
-      <w:pPr>
-        <w:spacing w:before="0" w:after="30" w:line="240" w:lineRule="auto"/>
-      </w:pPr>
-      <w:r>
-        <w:t>Public-service orientation through field work, client relations, and community-facing projects.</w:t>
-      </w:r>
-    </w:p>
-    <w:p>
-      <w:pPr>
-        <w:spacing w:before="0" w:after="30" w:line="240" w:lineRule="auto"/>
-      </w:pPr>
-      <w:r>
-        <w:t>Comfortable with practical operations work where reliability, safety, and direct accountability</w:t>
-      </w:r>
-    </w:p>
-    <w:p>
-      <w:pPr>
-        <w:spacing w:before="0" w:after="30" w:line="240" w:lineRule="auto"/>
-      </w:pPr>
-      <w:r>
-        <w:t>matter.</w:t>
-      </w:r>
-    </w:p>
-    <w:p>
-      <w:pPr>
-        <w:pStyle w:val="Heading2"/>
-        <w:spacing w:before="0" w:after="30" w:line="240" w:lineRule="auto"/>
+        <w:pStyle w:val="Heading1"/>
+        <w:keepNext/>
+        <w:keepLines/>
+        <w:widowControl/>
+        <w:spacing w:before="120" w:after="60" w:line="280" w:lineRule="exact"/>
       </w:pPr>
       <w:r>
         <w:t>Education</w:t>
@@ -252,15 +293,18 @@
     </w:p>
     <w:p>
       <w:pPr>
-        <w:spacing w:before="0" w:after="30" w:line="240" w:lineRule="auto"/>
+        <w:keepNext w:val="0"/>
+        <w:keepLines/>
+        <w:widowControl/>
+        <w:spacing w:before="0" w:after="60" w:line="252" w:lineRule="exact"/>
       </w:pPr>
       <w:r>
-        <w:t>High School Diploma, Wilsonville High School, 2013</w:t>
+        <w:t>High School Diploma | Wilsonville High School, Oregon | 2013</w:t>
       </w:r>
     </w:p>
     <w:sectPr>
       <w:pgSz w:w="12240" w:h="15840"/>
-      <w:pgMar w:top="605" w:right="720" w:bottom="605" w:left="720" w:header="720" w:footer="720" w:gutter="0"/>
+      <w:pgMar w:top="792" w:right="864" w:bottom="792" w:left="864" w:header="720" w:footer="720" w:gutter="0"/>
       <w:cols w:space="720"/>
       <w:docGrid w:linePitch="360"/>
     </w:sectPr>
@@ -633,7 +677,11 @@
     <w:rsid w:val="00FC693F"/>
     <w:rPr>
       <w:rFonts w:ascii="Arial" w:hAnsi="Arial"/>
-      <w:sz w:val="16"/>
+      <w:b w:val="0"/>
+      <w:i w:val="0"/>
+      <w:color w:val="000000"/>
+      <w:sz w:val="21"/>
+      <w:lang w:val="en-US"/>
     </w:rPr>
   </w:style>
   <w:style w:type="paragraph" w:styleId="Header">
@@ -650,6 +698,9 @@
       </w:tabs>
       <w:spacing w:after="0" w:line="240" w:lineRule="auto"/>
     </w:pPr>
+    <w:rPr>
+      <w:lang w:val="en-US"/>
+    </w:rPr>
   </w:style>
   <w:style w:type="character" w:customStyle="1" w:styleId="HeaderChar">
     <w:name w:val="Header Char"/>
@@ -672,6 +723,9 @@
       </w:tabs>
       <w:spacing w:after="0" w:line="240" w:lineRule="auto"/>
     </w:pPr>
+    <w:rPr>
+      <w:lang w:val="en-US"/>
+    </w:rPr>
   </w:style>
   <w:style w:type="character" w:customStyle="1" w:styleId="FooterChar">
     <w:name w:val="Footer Char"/>
@@ -695,12 +749,14 @@
       <w:outlineLvl w:val="0"/>
     </w:pPr>
     <w:rPr>
-      <w:rFonts w:asciiTheme="majorHAnsi" w:eastAsiaTheme="majorEastAsia" w:hAnsiTheme="majorHAnsi" w:cstheme="majorBidi"/>
+      <w:rFonts w:asciiTheme="majorHAnsi" w:eastAsiaTheme="majorEastAsia" w:hAnsiTheme="majorHAnsi" w:cstheme="majorBidi" w:ascii="Arial" w:hAnsi="Arial"/>
       <w:b/>
       <w:bCs/>
-      <w:color w:val="365F91" w:themeColor="accent1" w:themeShade="BF"/>
-      <w:sz w:val="28"/>
+      <w:i w:val="0"/>
+      <w:color w:val="000000"/>
+      <w:sz w:val="23"/>
       <w:szCs w:val="28"/>
+      <w:lang w:val="en-US"/>
     </w:rPr>
   </w:style>
   <w:style w:type="paragraph" w:styleId="Heading2">
@@ -722,9 +778,11 @@
       <w:rFonts w:asciiTheme="majorHAnsi" w:eastAsiaTheme="majorEastAsia" w:hAnsiTheme="majorHAnsi" w:cstheme="majorBidi" w:ascii="Arial" w:hAnsi="Arial"/>
       <w:b/>
       <w:bCs/>
-      <w:color w:val="4F81BD" w:themeColor="accent1"/>
-      <w:sz w:val="18"/>
+      <w:i w:val="0"/>
+      <w:color w:val="000000"/>
+      <w:sz w:val="22"/>
       <w:szCs w:val="26"/>
+      <w:lang w:val="en-US"/>
     </w:rPr>
   </w:style>
   <w:style w:type="paragraph" w:styleId="Heading3">
@@ -747,6 +805,7 @@
       <w:b/>
       <w:bCs/>
       <w:color w:val="4F81BD" w:themeColor="accent1"/>
+      <w:lang w:val="en-US"/>
     </w:rPr>
   </w:style>
   <w:style w:type="paragraph" w:styleId="Heading4">
@@ -772,6 +831,7 @@
       <w:i/>
       <w:iCs/>
       <w:color w:val="4F81BD" w:themeColor="accent1"/>
+      <w:lang w:val="en-US"/>
     </w:rPr>
   </w:style>
   <w:style w:type="paragraph" w:styleId="Heading5">
@@ -793,6 +853,7 @@
     <w:rPr>
       <w:rFonts w:asciiTheme="majorHAnsi" w:eastAsiaTheme="majorEastAsia" w:hAnsiTheme="majorHAnsi" w:cstheme="majorBidi"/>
       <w:color w:val="243F60" w:themeColor="accent1" w:themeShade="7F"/>
+      <w:lang w:val="en-US"/>
     </w:rPr>
   </w:style>
   <w:style w:type="paragraph" w:styleId="Heading6">
@@ -816,6 +877,7 @@
       <w:i/>
       <w:iCs/>
       <w:color w:val="243F60" w:themeColor="accent1" w:themeShade="7F"/>
+      <w:lang w:val="en-US"/>
     </w:rPr>
   </w:style>
   <w:style w:type="paragraph" w:styleId="Heading7">
@@ -839,6 +901,7 @@
       <w:i/>
       <w:iCs/>
       <w:color w:val="404040" w:themeColor="text1" w:themeTint="BF"/>
+      <w:lang w:val="en-US"/>
     </w:rPr>
   </w:style>
   <w:style w:type="paragraph" w:styleId="Heading8">
@@ -862,6 +925,7 @@
       <w:color w:val="4F81BD" w:themeColor="accent1"/>
       <w:sz w:val="20"/>
       <w:szCs w:val="20"/>
+      <w:lang w:val="en-US"/>
     </w:rPr>
   </w:style>
   <w:style w:type="paragraph" w:styleId="Heading9">
@@ -887,6 +951,7 @@
       <w:color w:val="404040" w:themeColor="text1" w:themeTint="BF"/>
       <w:sz w:val="20"/>
       <w:szCs w:val="20"/>
+      <w:lang w:val="en-US"/>
     </w:rPr>
   </w:style>
   <w:style w:type="character" w:default="1" w:styleId="DefaultParagraphFont">
@@ -924,6 +989,9 @@
     <w:pPr>
       <w:spacing w:after="0" w:line="240" w:lineRule="auto"/>
     </w:pPr>
+    <w:rPr>
+      <w:lang w:val="en-US"/>
+    </w:rPr>
   </w:style>
   <w:style w:type="character" w:customStyle="1" w:styleId="Heading1Char">
     <w:name w:val="Heading 1 Char"/>
@@ -985,11 +1053,14 @@
     </w:pPr>
     <w:rPr>
       <w:rFonts w:asciiTheme="majorHAnsi" w:eastAsiaTheme="majorEastAsia" w:hAnsiTheme="majorHAnsi" w:cstheme="majorBidi" w:ascii="Arial" w:hAnsi="Arial"/>
-      <w:color w:val="17365D" w:themeColor="text2" w:themeShade="BF"/>
+      <w:b/>
+      <w:i w:val="0"/>
+      <w:color w:val="000000"/>
       <w:spacing w:val="5"/>
       <w:kern w:val="28"/>
-      <w:sz w:val="28"/>
+      <w:sz w:val="40"/>
       <w:szCs w:val="52"/>
+      <w:lang w:val="en-US"/>
     </w:rPr>
   </w:style>
   <w:style w:type="character" w:customStyle="1" w:styleId="TitleChar">
@@ -1021,13 +1092,15 @@
       </w:numPr>
     </w:pPr>
     <w:rPr>
-      <w:rFonts w:asciiTheme="majorHAnsi" w:eastAsiaTheme="majorEastAsia" w:hAnsiTheme="majorHAnsi" w:cstheme="majorBidi"/>
-      <w:i/>
+      <w:rFonts w:asciiTheme="majorHAnsi" w:eastAsiaTheme="majorEastAsia" w:hAnsiTheme="majorHAnsi" w:cstheme="majorBidi" w:ascii="Arial" w:hAnsi="Arial"/>
+      <w:b/>
+      <w:i w:val="0"/>
       <w:iCs/>
-      <w:color w:val="4F81BD" w:themeColor="accent1"/>
+      <w:color w:val="000000"/>
       <w:spacing w:val="15"/>
-      <w:sz w:val="24"/>
+      <w:sz w:val="22"/>
       <w:szCs w:val="24"/>
+      <w:lang w:val="en-US"/>
     </w:rPr>
   </w:style>
   <w:style w:type="character" w:customStyle="1" w:styleId="SubtitleChar">
@@ -1056,6 +1129,9 @@
       <w:ind w:left="720"/>
       <w:contextualSpacing/>
     </w:pPr>
+    <w:rPr>
+      <w:lang w:val="en-US"/>
+    </w:rPr>
   </w:style>
   <w:style w:type="paragraph" w:styleId="BodyText">
     <w:name w:val="Body Text"/>
@@ -1067,6 +1143,9 @@
     <w:pPr>
       <w:spacing w:after="120"/>
     </w:pPr>
+    <w:rPr>
+      <w:lang w:val="en-US"/>
+    </w:rPr>
   </w:style>
   <w:style w:type="character" w:customStyle="1" w:styleId="BodyTextChar">
     <w:name w:val="Body Text Char"/>
@@ -1085,6 +1164,9 @@
     <w:pPr>
       <w:spacing w:after="120" w:line="480" w:lineRule="auto"/>
     </w:pPr>
+    <w:rPr>
+      <w:lang w:val="en-US"/>
+    </w:rPr>
   </w:style>
   <w:style w:type="character" w:customStyle="1" w:styleId="BodyText2Char">
     <w:name w:val="Body Text 2 Char"/>
@@ -1106,6 +1188,7 @@
     <w:rPr>
       <w:sz w:val="16"/>
       <w:szCs w:val="16"/>
+      <w:lang w:val="en-US"/>
     </w:rPr>
   </w:style>
   <w:style w:type="character" w:customStyle="1" w:styleId="BodyText3Char">
@@ -1129,6 +1212,9 @@
       <w:ind w:left="360" w:hanging="360"/>
       <w:contextualSpacing/>
     </w:pPr>
+    <w:rPr>
+      <w:lang w:val="en-US"/>
+    </w:rPr>
   </w:style>
   <w:style w:type="paragraph" w:styleId="List2">
     <w:name w:val="List 2"/>
@@ -1140,6 +1226,9 @@
       <w:ind w:left="720" w:hanging="360"/>
       <w:contextualSpacing/>
     </w:pPr>
+    <w:rPr>
+      <w:lang w:val="en-US"/>
+    </w:rPr>
   </w:style>
   <w:style w:type="paragraph" w:styleId="List3">
     <w:name w:val="List 3"/>
@@ -1151,6 +1240,9 @@
       <w:ind w:left="1080" w:hanging="360"/>
       <w:contextualSpacing/>
     </w:pPr>
+    <w:rPr>
+      <w:lang w:val="en-US"/>
+    </w:rPr>
   </w:style>
   <w:style w:type="paragraph" w:styleId="ListBullet">
     <w:name w:val="List Bullet"/>
@@ -1164,6 +1256,14 @@
       </w:numPr>
       <w:contextualSpacing/>
     </w:pPr>
+    <w:rPr>
+      <w:rFonts w:ascii="Arial" w:hAnsi="Arial"/>
+      <w:b w:val="0"/>
+      <w:i w:val="0"/>
+      <w:color w:val="000000"/>
+      <w:sz w:val="21"/>
+      <w:lang w:val="en-US"/>
+    </w:rPr>
   </w:style>
   <w:style w:type="paragraph" w:styleId="ListBullet2">
     <w:name w:val="List Bullet 2"/>
@@ -1177,6 +1277,9 @@
       </w:numPr>
       <w:contextualSpacing/>
     </w:pPr>
+    <w:rPr>
+      <w:lang w:val="en-US"/>
+    </w:rPr>
   </w:style>
   <w:style w:type="paragraph" w:styleId="ListBullet3">
     <w:name w:val="List Bullet 3"/>
@@ -1190,6 +1293,9 @@
       </w:numPr>
       <w:contextualSpacing/>
     </w:pPr>
+    <w:rPr>
+      <w:lang w:val="en-US"/>
+    </w:rPr>
   </w:style>
   <w:style w:type="paragraph" w:styleId="ListNumber">
     <w:name w:val="List Number"/>
@@ -1203,6 +1309,9 @@
       </w:numPr>
       <w:contextualSpacing/>
     </w:pPr>
+    <w:rPr>
+      <w:lang w:val="en-US"/>
+    </w:rPr>
   </w:style>
   <w:style w:type="paragraph" w:styleId="ListNumber2">
     <w:name w:val="List Number 2"/>
@@ -1216,6 +1325,9 @@
       </w:numPr>
       <w:contextualSpacing/>
     </w:pPr>
+    <w:rPr>
+      <w:lang w:val="en-US"/>
+    </w:rPr>
   </w:style>
   <w:style w:type="paragraph" w:styleId="ListNumber3">
     <w:name w:val="List Number 3"/>
@@ -1229,6 +1341,9 @@
       </w:numPr>
       <w:contextualSpacing/>
     </w:pPr>
+    <w:rPr>
+      <w:lang w:val="en-US"/>
+    </w:rPr>
   </w:style>
   <w:style w:type="paragraph" w:styleId="ListContinue">
     <w:name w:val="List Continue"/>
@@ -1241,6 +1356,9 @@
       <w:ind w:left="360"/>
       <w:contextualSpacing/>
     </w:pPr>
+    <w:rPr>
+      <w:lang w:val="en-US"/>
+    </w:rPr>
   </w:style>
   <w:style w:type="paragraph" w:styleId="ListContinue2">
     <w:name w:val="List Continue 2"/>
@@ -1253,6 +1371,9 @@
       <w:ind w:left="720"/>
       <w:contextualSpacing/>
     </w:pPr>
+    <w:rPr>
+      <w:lang w:val="en-US"/>
+    </w:rPr>
   </w:style>
   <w:style w:type="paragraph" w:styleId="ListContinue3">
     <w:name w:val="List Continue 3"/>
@@ -1265,6 +1386,9 @@
       <w:ind w:left="1080"/>
       <w:contextualSpacing/>
     </w:pPr>
+    <w:rPr>
+      <w:lang w:val="en-US"/>
+    </w:rPr>
   </w:style>
   <w:style w:type="paragraph" w:styleId="MacroText">
     <w:name w:val="macro"/>
@@ -1287,6 +1411,7 @@
       <w:rFonts w:ascii="Courier" w:hAnsi="Courier"/>
       <w:sz w:val="20"/>
       <w:szCs w:val="20"/>
+      <w:lang w:val="en-US"/>
     </w:rPr>
   </w:style>
   <w:style w:type="character" w:customStyle="1" w:styleId="MacroTextChar">
@@ -1313,6 +1438,7 @@
       <w:i/>
       <w:iCs/>
       <w:color w:val="000000" w:themeColor="text1"/>
+      <w:lang w:val="en-US"/>
     </w:rPr>
   </w:style>
   <w:style w:type="character" w:customStyle="1" w:styleId="QuoteChar">
@@ -1431,6 +1557,7 @@
       <w:color w:val="4F81BD" w:themeColor="accent1"/>
       <w:sz w:val="18"/>
       <w:szCs w:val="18"/>
+      <w:lang w:val="en-US"/>
     </w:rPr>
   </w:style>
   <w:style w:type="character" w:styleId="Strong">
@@ -1476,6 +1603,7 @@
       <w:i/>
       <w:iCs/>
       <w:color w:val="4F81BD" w:themeColor="accent1"/>
+      <w:lang w:val="en-US"/>
     </w:rPr>
   </w:style>
   <w:style w:type="character" w:customStyle="1" w:styleId="IntenseQuoteChar">
@@ -1570,6 +1698,9 @@
     <w:pPr>
       <w:outlineLvl w:val="9"/>
     </w:pPr>
+    <w:rPr>
+      <w:lang w:val="en-US"/>
+    </w:rPr>
   </w:style>
   <w:style w:type="table" w:styleId="TableGrid">
     <w:name w:val="Table Grid"/>

--- a/career/Zain-Dana-Harper-Resume-Public-Operations.docx
+++ b/career/Zain-Dana-Harper-Resume-Public-Operations.docx
@@ -25,7 +25,7 @@
         <w:rPr>
           <w:sz w:val="21"/>
         </w:rPr>
-        <w:t>Seattle, Washington | zaindharper@gmail.com | harperz9.github.io</w:t>
+        <w:t>Kent, Washington | zaindharper@gmail.com | harperz9.github.io</w:t>
       </w:r>
     </w:p>
     <w:p>
@@ -264,6 +264,20 @@
       </w:pPr>
       <w:r>
         <w:t>Independent Systems Engineer | Independent practice | 2023 to Present</w:t>
+      </w:r>
+    </w:p>
+    <w:p>
+      <w:pPr>
+        <w:keepNext/>
+        <w:keepLines/>
+        <w:widowControl/>
+        <w:spacing w:before="0" w:after="60" w:line="240" w:lineRule="exact"/>
+      </w:pPr>
+      <w:r>
+        <w:rPr>
+          <w:sz w:val="21"/>
+        </w:rPr>
+        <w:t>Sole proprietor since September 2026</w:t>
       </w:r>
     </w:p>
     <w:p>

--- a/career/Zain-Dana-Harper-Resume-Public-Operations.docx
+++ b/career/Zain-Dana-Harper-Resume-Public-Operations.docx
@@ -226,7 +226,7 @@
         <w:ind w:left="245" w:hanging="173"/>
       </w:pPr>
       <w:r>
-        <w:t>Diagnosed Xbox connectivity problems across TCP/IP, DNS, NAT, firewalls, and routers; guided customers through resolutions and documented steps for consistent support handoffs.</w:t>
+        <w:t>Resolved Xbox connectivity problems across TCP/IP, DNS, NAT, firewalls, and routers; documented troubleshooting steps for consistent support handoffs.</w:t>
       </w:r>
     </w:p>
     <w:p>
@@ -251,7 +251,7 @@
         <w:ind w:left="245" w:hanging="173"/>
       </w:pPr>
       <w:r>
-        <w:t>Wrote implementation guides, API documentation, and release notes that translated technical changes into usable instructions for developers and customers.</w:t>
+        <w:t>Wrote implementation guides, API documentation, and release notes for developers and customers.</w:t>
       </w:r>
     </w:p>
     <w:p>

--- a/career/Zain-Dana-Harper-Resume-Public-Operations.docx
+++ b/career/Zain-Dana-Harper-Resume-Public-Operations.docx
@@ -25,7 +25,7 @@
         <w:rPr>
           <w:sz w:val="21"/>
         </w:rPr>
-        <w:t>Seattle, Washington | zaindharper@gmail.com | harperz9.github.io</w:t>
+        <w:t>Kent, Washington | zaindharper@gmail.com | harperz9.github.io</w:t>
       </w:r>
     </w:p>
     <w:p>
@@ -226,7 +226,7 @@
         <w:ind w:left="245" w:hanging="173"/>
       </w:pPr>
       <w:r>
-        <w:t>Diagnosed Xbox connectivity problems across TCP/IP, DNS, NAT, firewalls, and routers; guided customers through resolutions and documented steps for consistent support handoffs.</w:t>
+        <w:t>Resolved Xbox connectivity problems across TCP/IP, DNS, NAT, firewalls, and routers; documented troubleshooting steps for consistent support handoffs.</w:t>
       </w:r>
     </w:p>
     <w:p>
@@ -251,7 +251,7 @@
         <w:ind w:left="245" w:hanging="173"/>
       </w:pPr>
       <w:r>
-        <w:t>Wrote implementation guides, API documentation, and release notes that translated technical changes into usable instructions for developers and customers.</w:t>
+        <w:t>Wrote implementation guides, API documentation, and release notes for developers and customers.</w:t>
       </w:r>
     </w:p>
     <w:p>
@@ -264,6 +264,20 @@
       </w:pPr>
       <w:r>
         <w:t>Independent Systems Engineer | Independent practice | 2023 to Present</w:t>
+      </w:r>
+    </w:p>
+    <w:p>
+      <w:pPr>
+        <w:keepNext/>
+        <w:keepLines/>
+        <w:widowControl/>
+        <w:spacing w:before="0" w:after="60" w:line="240" w:lineRule="exact"/>
+      </w:pPr>
+      <w:r>
+        <w:rPr>
+          <w:sz w:val="21"/>
+        </w:rPr>
+        <w:t>Sole proprietor since September 2026</w:t>
       </w:r>
     </w:p>
     <w:p>

--- a/career/Zain-Dana-Harper-Resume-Public-Operations.docx
+++ b/career/Zain-Dana-Harper-Resume-Public-Operations.docx
@@ -63,7 +63,7 @@
         <w:spacing w:before="120" w:after="60" w:line="280" w:lineRule="exact"/>
       </w:pPr>
       <w:r>
-        <w:t>Professional Summary</w:t>
+        <w:t>Summary</w:t>
       </w:r>
     </w:p>
     <w:p>
@@ -109,7 +109,7 @@
         <w:spacing w:before="120" w:after="60" w:line="280" w:lineRule="exact"/>
       </w:pPr>
       <w:r>
-        <w:t>Professional Experience</w:t>
+        <w:t>Employment</w:t>
       </w:r>
     </w:p>
     <w:p>
@@ -231,6 +231,45 @@
     </w:p>
     <w:p>
       <w:pPr>
+        <w:pStyle w:val="Heading1"/>
+        <w:keepNext/>
+        <w:keepLines/>
+        <w:widowControl/>
+        <w:spacing w:before="120" w:after="60" w:line="280" w:lineRule="exact"/>
+      </w:pPr>
+      <w:r>
+        <w:t>Self-Directed Projects</w:t>
+      </w:r>
+    </w:p>
+    <w:p>
+      <w:pPr>
+        <w:keepNext/>
+        <w:keepLines/>
+        <w:widowControl/>
+        <w:spacing w:before="0" w:after="60" w:line="240" w:lineRule="exact"/>
+      </w:pPr>
+      <w:r>
+        <w:rPr>
+          <w:sz w:val="21"/>
+        </w:rPr>
+        <w:t>About 13 years self-directed | Career transition began June 2026</w:t>
+      </w:r>
+    </w:p>
+    <w:p>
+      <w:pPr>
+        <w:pStyle w:val="ListBullet"/>
+        <w:keepNext w:val="0"/>
+        <w:keepLines/>
+        <w:widowControl/>
+        <w:spacing w:before="0" w:after="60" w:line="252" w:lineRule="exact"/>
+        <w:ind w:left="245" w:hanging="173"/>
+      </w:pPr>
+      <w:r>
+        <w:t>Built tools and documentation for repeatable workflows; used tests, structured records, and explicit checks to make work easier to inspect and hand off.</w:t>
+      </w:r>
+    </w:p>
+    <w:p>
+      <w:pPr>
         <w:pStyle w:val="Heading2"/>
         <w:keepNext/>
         <w:keepLines/>
@@ -252,45 +291,6 @@
       </w:pPr>
       <w:r>
         <w:t>Wrote implementation guides, API documentation, and release notes for developers and customers.</w:t>
-      </w:r>
-    </w:p>
-    <w:p>
-      <w:pPr>
-        <w:pStyle w:val="Heading2"/>
-        <w:keepNext/>
-        <w:keepLines/>
-        <w:widowControl/>
-        <w:spacing w:before="100" w:after="40" w:line="256" w:lineRule="exact"/>
-      </w:pPr>
-      <w:r>
-        <w:t>Independent Systems Engineer | Independent practice | 2023 to Present</w:t>
-      </w:r>
-    </w:p>
-    <w:p>
-      <w:pPr>
-        <w:keepNext/>
-        <w:keepLines/>
-        <w:widowControl/>
-        <w:spacing w:before="0" w:after="60" w:line="240" w:lineRule="exact"/>
-      </w:pPr>
-      <w:r>
-        <w:rPr>
-          <w:sz w:val="21"/>
-        </w:rPr>
-        <w:t>Sole proprietor since September 2026</w:t>
-      </w:r>
-    </w:p>
-    <w:p>
-      <w:pPr>
-        <w:pStyle w:val="ListBullet"/>
-        <w:keepNext w:val="0"/>
-        <w:keepLines/>
-        <w:widowControl/>
-        <w:spacing w:before="0" w:after="60" w:line="252" w:lineRule="exact"/>
-        <w:ind w:left="245" w:hanging="173"/>
-      </w:pPr>
-      <w:r>
-        <w:t>Built tools and documentation for repeatable workflows; used tests, structured records, and explicit checks to make work easier to inspect and hand off.</w:t>
       </w:r>
     </w:p>
     <w:p>
